--- a/FAT003.docx
+++ b/FAT003.docx
@@ -806,19 +806,11 @@
             <w:r>
               <w:t xml:space="preserve">mmm </w:t>
             </w:r>
-            <w:proofErr w:type="spellStart"/>
             <w:r>
               <w:rPr>
                 <w:spacing w:val="-2"/>
               </w:rPr>
-              <w:t>yyyy</w:t>
-            </w:r>
-            <w:proofErr w:type="spellEnd"/>
-            <w:r>
-              <w:rPr>
-                <w:spacing w:val="-2"/>
-              </w:rPr>
-              <w:t>)</w:t>
+              <w:t>yyyy)</w:t>
             </w:r>
           </w:p>
         </w:tc>
@@ -1170,19 +1162,11 @@
             <w:r>
               <w:t xml:space="preserve">mmm </w:t>
             </w:r>
-            <w:proofErr w:type="spellStart"/>
             <w:r>
               <w:rPr>
                 <w:spacing w:val="-2"/>
               </w:rPr>
-              <w:t>yyyy</w:t>
-            </w:r>
-            <w:proofErr w:type="spellEnd"/>
-            <w:r>
-              <w:rPr>
-                <w:spacing w:val="-2"/>
-              </w:rPr>
-              <w:t>)</w:t>
+              <w:t>yyyy)</w:t>
             </w:r>
           </w:p>
         </w:tc>
@@ -2916,11 +2900,9 @@
         </w:rPr>
         <w:t xml:space="preserve"> </w:t>
       </w:r>
-      <w:proofErr w:type="gramStart"/>
       <w:r>
         <w:t>are</w:t>
       </w:r>
-      <w:proofErr w:type="gramEnd"/>
       <w:r>
         <w:rPr>
           <w:spacing w:val="-4"/>
@@ -3108,7 +3090,6 @@
                 <w:b/>
               </w:rPr>
             </w:pPr>
-            <w:proofErr w:type="spellStart"/>
             <w:r>
               <w:rPr>
                 <w:rFonts w:ascii="Calibri"/>
@@ -3117,7 +3098,6 @@
               </w:rPr>
               <w:t>Equoment</w:t>
             </w:r>
-            <w:proofErr w:type="spellEnd"/>
             <w:r>
               <w:rPr>
                 <w:rFonts w:ascii="Calibri"/>
@@ -4138,14 +4118,12 @@
         </w:rPr>
         <w:t xml:space="preserve"> </w:t>
       </w:r>
-      <w:proofErr w:type="gramStart"/>
       <w:r>
         <w:rPr>
           <w:sz w:val="24"/>
         </w:rPr>
         <w:t>that</w:t>
       </w:r>
-      <w:proofErr w:type="gramEnd"/>
       <w:r>
         <w:rPr>
           <w:spacing w:val="-1"/>
@@ -4466,45 +4444,8 @@
         <w:jc w:val="both"/>
       </w:pPr>
       <w:r>
-        <w:t xml:space="preserve">The TEG testing system involves the use of a simulation wash chamber with filtered mains </w:t>
-      </w:r>
-      <w:proofErr w:type="gramStart"/>
-      <w:r>
-        <w:t>supplied</w:t>
-      </w:r>
-      <w:proofErr w:type="gramEnd"/>
-      <w:r>
-        <w:t xml:space="preserve"> water and a variable pump set to mimic a typical </w:t>
-      </w:r>
-      <w:proofErr w:type="spellStart"/>
-      <w:r>
-        <w:t>partswasher</w:t>
-      </w:r>
-      <w:proofErr w:type="spellEnd"/>
-      <w:r>
-        <w:t xml:space="preserve"> wash chamber. The simulation </w:t>
-      </w:r>
-      <w:proofErr w:type="gramStart"/>
-      <w:r>
-        <w:t>wash</w:t>
-      </w:r>
-      <w:proofErr w:type="gramEnd"/>
-      <w:r>
-        <w:t xml:space="preserve"> chamber is constructed of </w:t>
-      </w:r>
-      <w:proofErr w:type="gramStart"/>
-      <w:r>
-        <w:t>such a</w:t>
-      </w:r>
-      <w:proofErr w:type="gramEnd"/>
-      <w:r>
-        <w:t xml:space="preserve"> material that the outer chamber walls are transparent. This transparency facilitates the visual verification and operation of the equipment’s rotating wash arms, and the spray pattern of the fixed </w:t>
-      </w:r>
-      <w:proofErr w:type="spellStart"/>
-      <w:r>
-        <w:t>sprayballs</w:t>
-      </w:r>
-      <w:proofErr w:type="spellEnd"/>
+        <w:t>The TEG testing system involves the use of a simulation wash chamber with filtered mains supplied water and a variable pump set to mimic a typical partswasher wash chamber. The simulation wash chamber is constructed of such a material that the outer chamber walls are transparent. This transparency facilitates the visual verification and operation of the equipment’s rotating wash arms, and the spray pattern of the fixed sprayballs</w:t>
+      </w:r>
       <w:r>
         <w:t>.</w:t>
       </w:r>
@@ -5565,38 +5506,7 @@
         <w:jc w:val="both"/>
       </w:pPr>
       <w:r>
-        <w:t xml:space="preserve">The personnel completing the protocol should enter any comments arising from their findings in the relevant comments box </w:t>
-      </w:r>
-      <w:proofErr w:type="gramStart"/>
-      <w:r>
-        <w:t>of</w:t>
-      </w:r>
-      <w:proofErr w:type="gramEnd"/>
-      <w:r>
-        <w:t xml:space="preserve"> the test results. Individual comments must be </w:t>
-      </w:r>
-      <w:proofErr w:type="spellStart"/>
-      <w:proofErr w:type="gramStart"/>
-      <w:r>
-        <w:t>initialled</w:t>
-      </w:r>
-      <w:proofErr w:type="spellEnd"/>
-      <w:r>
-        <w:t xml:space="preserve"> and</w:t>
-      </w:r>
-      <w:proofErr w:type="gramEnd"/>
-      <w:r>
-        <w:t xml:space="preserve"> dated. The reviewers of the completed report may add their own </w:t>
-      </w:r>
-      <w:proofErr w:type="spellStart"/>
-      <w:proofErr w:type="gramStart"/>
-      <w:r>
-        <w:t>initialled</w:t>
-      </w:r>
-      <w:proofErr w:type="spellEnd"/>
-      <w:proofErr w:type="gramEnd"/>
-      <w:r>
-        <w:t xml:space="preserve"> and dated responses to the comments if necessary.</w:t>
+        <w:t>The personnel completing the protocol should enter any comments arising from their findings in the relevant comments box of the test results. Individual comments must be initialled and dated. The reviewers of the completed report may add their own initialled and dated responses to the comments if necessary.</w:t>
       </w:r>
     </w:p>
     <w:p>
@@ -5707,15 +5617,7 @@
         <w:jc w:val="both"/>
       </w:pPr>
       <w:r>
-        <w:t xml:space="preserve">The following </w:t>
-      </w:r>
-      <w:proofErr w:type="spellStart"/>
-      <w:r>
-        <w:t>colour</w:t>
-      </w:r>
-      <w:proofErr w:type="spellEnd"/>
-      <w:r>
-        <w:t xml:space="preserve"> conventions should be used when annotating or confirming drawings, sketches, and data:</w:t>
+        <w:t>The following colour conventions should be used when annotating or confirming drawings, sketches, and data:</w:t>
       </w:r>
     </w:p>
     <w:p>
@@ -10139,14 +10041,12 @@
               <w:spacing w:before="71"/>
               <w:ind w:left="111"/>
             </w:pPr>
-            <w:proofErr w:type="spellStart"/>
             <w:r>
               <w:rPr>
                 <w:spacing w:val="-2"/>
               </w:rPr>
               <w:t>Flomec</w:t>
             </w:r>
-            <w:proofErr w:type="spellEnd"/>
           </w:p>
         </w:tc>
         <w:tc>
@@ -10320,14 +10220,12 @@
               <w:spacing w:before="68"/>
               <w:ind w:left="111"/>
             </w:pPr>
-            <w:proofErr w:type="spellStart"/>
             <w:r>
               <w:rPr>
                 <w:spacing w:val="-2"/>
               </w:rPr>
               <w:t>Flomec</w:t>
             </w:r>
-            <w:proofErr w:type="spellEnd"/>
           </w:p>
         </w:tc>
         <w:tc>
@@ -10499,14 +10397,12 @@
               <w:spacing w:before="70"/>
               <w:ind w:left="111"/>
             </w:pPr>
-            <w:proofErr w:type="spellStart"/>
             <w:r>
               <w:rPr>
                 <w:spacing w:val="-2"/>
               </w:rPr>
               <w:t>Flomec</w:t>
             </w:r>
-            <w:proofErr w:type="spellEnd"/>
           </w:p>
         </w:tc>
         <w:tc>
@@ -10774,14 +10670,12 @@
               </w:rPr>
               <w:t xml:space="preserve"> </w:t>
             </w:r>
-            <w:proofErr w:type="spellStart"/>
             <w:r>
               <w:rPr>
                 <w:spacing w:val="-2"/>
               </w:rPr>
               <w:t>Analyser</w:t>
             </w:r>
-            <w:proofErr w:type="spellEnd"/>
           </w:p>
         </w:tc>
         <w:tc>
@@ -10830,11 +10724,9 @@
               <w:spacing w:before="68"/>
               <w:ind w:left="111"/>
             </w:pPr>
-            <w:proofErr w:type="spellStart"/>
             <w:r>
               <w:t>Niton</w:t>
             </w:r>
-            <w:proofErr w:type="spellEnd"/>
             <w:r>
               <w:rPr>
                 <w:spacing w:val="-2"/>
@@ -11370,14 +11262,12 @@
           <w:sz w:val="24"/>
         </w:rPr>
       </w:pPr>
-      <w:proofErr w:type="gramStart"/>
       <w:r>
         <w:rPr>
           <w:sz w:val="24"/>
         </w:rPr>
         <w:t>Verify</w:t>
       </w:r>
-      <w:proofErr w:type="gramEnd"/>
       <w:r>
         <w:rPr>
           <w:spacing w:val="-2"/>
@@ -12876,7 +12766,7 @@
           <w:sz w:val="24"/>
         </w:rPr>
         <w:lastRenderedPageBreak/>
-        <w:tab/>
+        <w:t>{{9.5}}</w:t>
       </w:r>
     </w:p>
     <w:p>
@@ -13518,19 +13408,11 @@
               </w:rPr>
               <w:t xml:space="preserve"> </w:t>
             </w:r>
-            <w:proofErr w:type="gramStart"/>
             <w:r>
               <w:rPr>
                 <w:sz w:val="24"/>
               </w:rPr>
-              <w:t>available</w:t>
-            </w:r>
-            <w:proofErr w:type="gramEnd"/>
-            <w:r>
-              <w:rPr>
-                <w:sz w:val="24"/>
-              </w:rPr>
-              <w:t xml:space="preserve"> and a variable pump set is </w:t>
+              <w:t xml:space="preserve">available and a variable pump set is </w:t>
             </w:r>
             <w:r>
               <w:rPr>
@@ -13812,43 +13694,27 @@
                 <w:b/>
                 <w:spacing w:val="-2"/>
               </w:rPr>
-              <w:t>(Customer)</w:t>
-            </w:r>
-            <w:proofErr w:type="gramStart"/>
+              <w:t>(Customer):</w:t>
+            </w:r>
+            <w:r>
+              <w:rPr>
+                <w:b/>
+                <w:u w:val="single"/>
+              </w:rPr>
+              <w:tab/>
+            </w:r>
+            <w:r>
+              <w:rPr>
+                <w:b/>
+              </w:rPr>
+              <w:tab/>
+            </w:r>
             <w:r>
               <w:rPr>
                 <w:b/>
                 <w:spacing w:val="-2"/>
               </w:rPr>
-              <w:t>:</w:t>
-            </w:r>
-            <w:r>
-              <w:rPr>
-                <w:b/>
-                <w:u w:val="single"/>
-              </w:rPr>
-              <w:tab/>
-            </w:r>
-            <w:r>
-              <w:rPr>
-                <w:b/>
-              </w:rPr>
-              <w:tab/>
-            </w:r>
-            <w:r>
-              <w:rPr>
-                <w:b/>
-                <w:spacing w:val="-2"/>
-              </w:rPr>
-              <w:t>Date</w:t>
-            </w:r>
-            <w:proofErr w:type="gramEnd"/>
-            <w:r>
-              <w:rPr>
-                <w:b/>
-                <w:spacing w:val="-2"/>
-              </w:rPr>
-              <w:t>:</w:t>
+              <w:t>Date:</w:t>
             </w:r>
             <w:r>
               <w:rPr>
@@ -14437,14 +14303,12 @@
                 <w:sz w:val="24"/>
               </w:rPr>
             </w:pPr>
-            <w:proofErr w:type="gramStart"/>
             <w:r>
               <w:rPr>
                 <w:sz w:val="24"/>
               </w:rPr>
               <w:t>Verify</w:t>
             </w:r>
-            <w:proofErr w:type="gramEnd"/>
             <w:r>
               <w:rPr>
                 <w:spacing w:val="-11"/>
@@ -16501,14 +16365,12 @@
         </w:rPr>
         <w:t xml:space="preserve"> </w:t>
       </w:r>
-      <w:proofErr w:type="spellStart"/>
       <w:r>
         <w:rPr>
           <w:sz w:val="24"/>
         </w:rPr>
         <w:t>boroscope</w:t>
       </w:r>
-      <w:proofErr w:type="spellEnd"/>
       <w:r>
         <w:rPr>
           <w:spacing w:val="-5"/>
@@ -17279,321 +17141,335 @@
           <w:sz w:val="24"/>
         </w:rPr>
       </w:pPr>
-    </w:p>
-    <w:p>
-      <w:pPr>
-        <w:rPr>
-          <w:sz w:val="24"/>
-        </w:rPr>
-      </w:pPr>
-    </w:p>
-    <w:p>
-      <w:pPr>
-        <w:rPr>
-          <w:sz w:val="24"/>
-        </w:rPr>
-      </w:pPr>
-    </w:p>
-    <w:p>
-      <w:pPr>
-        <w:rPr>
-          <w:sz w:val="24"/>
-        </w:rPr>
-      </w:pPr>
-    </w:p>
-    <w:p>
-      <w:pPr>
-        <w:rPr>
-          <w:sz w:val="24"/>
-        </w:rPr>
-      </w:pPr>
-    </w:p>
-    <w:p>
-      <w:pPr>
-        <w:rPr>
-          <w:sz w:val="24"/>
-        </w:rPr>
-      </w:pPr>
-    </w:p>
-    <w:p>
-      <w:pPr>
-        <w:rPr>
-          <w:sz w:val="24"/>
-        </w:rPr>
-      </w:pPr>
-    </w:p>
-    <w:p>
-      <w:pPr>
-        <w:rPr>
-          <w:sz w:val="24"/>
-        </w:rPr>
-      </w:pPr>
-    </w:p>
-    <w:p>
-      <w:pPr>
-        <w:rPr>
-          <w:sz w:val="24"/>
-        </w:rPr>
-      </w:pPr>
-    </w:p>
-    <w:p>
-      <w:pPr>
-        <w:rPr>
-          <w:sz w:val="24"/>
-        </w:rPr>
-      </w:pPr>
-    </w:p>
-    <w:p>
-      <w:pPr>
-        <w:rPr>
-          <w:sz w:val="24"/>
-        </w:rPr>
-      </w:pPr>
-    </w:p>
-    <w:p>
-      <w:pPr>
-        <w:rPr>
-          <w:sz w:val="24"/>
-        </w:rPr>
-      </w:pPr>
-    </w:p>
-    <w:p>
-      <w:pPr>
-        <w:rPr>
-          <w:sz w:val="24"/>
-        </w:rPr>
-      </w:pPr>
-    </w:p>
-    <w:p>
-      <w:pPr>
-        <w:rPr>
-          <w:sz w:val="24"/>
-        </w:rPr>
-      </w:pPr>
-    </w:p>
-    <w:p>
-      <w:pPr>
-        <w:rPr>
-          <w:sz w:val="24"/>
-        </w:rPr>
-      </w:pPr>
-    </w:p>
-    <w:p>
-      <w:pPr>
-        <w:rPr>
-          <w:sz w:val="24"/>
-        </w:rPr>
-      </w:pPr>
-    </w:p>
-    <w:p>
-      <w:pPr>
-        <w:rPr>
-          <w:sz w:val="24"/>
-        </w:rPr>
-      </w:pPr>
-    </w:p>
-    <w:p>
-      <w:pPr>
-        <w:rPr>
-          <w:sz w:val="24"/>
-        </w:rPr>
-      </w:pPr>
-    </w:p>
-    <w:p>
-      <w:pPr>
-        <w:rPr>
-          <w:sz w:val="24"/>
-        </w:rPr>
-      </w:pPr>
-    </w:p>
-    <w:p>
-      <w:pPr>
-        <w:rPr>
-          <w:sz w:val="24"/>
-        </w:rPr>
-      </w:pPr>
-    </w:p>
-    <w:p>
-      <w:pPr>
-        <w:rPr>
-          <w:sz w:val="24"/>
-        </w:rPr>
-      </w:pPr>
-    </w:p>
-    <w:p>
-      <w:pPr>
-        <w:rPr>
-          <w:sz w:val="24"/>
-        </w:rPr>
-      </w:pPr>
-    </w:p>
-    <w:p>
-      <w:pPr>
-        <w:rPr>
-          <w:sz w:val="24"/>
-        </w:rPr>
-      </w:pPr>
-    </w:p>
-    <w:p>
-      <w:pPr>
-        <w:rPr>
-          <w:sz w:val="24"/>
-        </w:rPr>
-      </w:pPr>
-    </w:p>
-    <w:p>
-      <w:pPr>
-        <w:rPr>
-          <w:sz w:val="24"/>
-        </w:rPr>
-      </w:pPr>
-    </w:p>
-    <w:p>
-      <w:pPr>
-        <w:rPr>
-          <w:sz w:val="24"/>
-        </w:rPr>
-      </w:pPr>
-    </w:p>
-    <w:p>
-      <w:pPr>
-        <w:rPr>
-          <w:sz w:val="24"/>
-        </w:rPr>
-      </w:pPr>
-    </w:p>
-    <w:p>
-      <w:pPr>
-        <w:rPr>
-          <w:sz w:val="24"/>
-        </w:rPr>
-      </w:pPr>
-    </w:p>
-    <w:p>
-      <w:pPr>
-        <w:rPr>
-          <w:sz w:val="24"/>
-        </w:rPr>
-      </w:pPr>
-    </w:p>
-    <w:p>
-      <w:pPr>
-        <w:rPr>
-          <w:sz w:val="24"/>
-        </w:rPr>
-      </w:pPr>
-    </w:p>
-    <w:p>
-      <w:pPr>
-        <w:rPr>
-          <w:sz w:val="24"/>
-        </w:rPr>
-      </w:pPr>
-    </w:p>
-    <w:p>
-      <w:pPr>
-        <w:rPr>
-          <w:sz w:val="24"/>
-        </w:rPr>
-      </w:pPr>
-    </w:p>
-    <w:p>
-      <w:pPr>
-        <w:rPr>
-          <w:sz w:val="24"/>
-        </w:rPr>
-      </w:pPr>
-    </w:p>
-    <w:p>
-      <w:pPr>
-        <w:rPr>
-          <w:sz w:val="24"/>
-        </w:rPr>
-      </w:pPr>
-    </w:p>
-    <w:p>
-      <w:pPr>
-        <w:rPr>
-          <w:sz w:val="24"/>
-        </w:rPr>
-      </w:pPr>
-    </w:p>
-    <w:p>
-      <w:pPr>
-        <w:rPr>
-          <w:sz w:val="24"/>
-        </w:rPr>
-      </w:pPr>
-    </w:p>
-    <w:p>
-      <w:pPr>
-        <w:rPr>
-          <w:sz w:val="24"/>
-        </w:rPr>
-      </w:pPr>
-    </w:p>
-    <w:p>
-      <w:pPr>
-        <w:rPr>
-          <w:sz w:val="24"/>
-        </w:rPr>
-      </w:pPr>
-    </w:p>
-    <w:p>
-      <w:pPr>
-        <w:rPr>
-          <w:sz w:val="24"/>
-        </w:rPr>
-      </w:pPr>
-    </w:p>
-    <w:p>
-      <w:pPr>
-        <w:rPr>
-          <w:sz w:val="24"/>
-        </w:rPr>
-      </w:pPr>
-    </w:p>
-    <w:p>
-      <w:pPr>
-        <w:rPr>
-          <w:sz w:val="24"/>
-        </w:rPr>
-      </w:pPr>
-    </w:p>
-    <w:p>
-      <w:pPr>
-        <w:rPr>
-          <w:sz w:val="24"/>
-        </w:rPr>
-      </w:pPr>
-    </w:p>
-    <w:p>
-      <w:pPr>
-        <w:rPr>
-          <w:sz w:val="24"/>
-        </w:rPr>
-      </w:pPr>
-    </w:p>
-    <w:p>
-      <w:pPr>
-        <w:rPr>
-          <w:sz w:val="24"/>
-        </w:rPr>
-      </w:pPr>
-    </w:p>
-    <w:p>
-      <w:pPr>
-        <w:rPr>
-          <w:sz w:val="24"/>
-        </w:rPr>
-      </w:pPr>
-    </w:p>
-    <w:p>
-      <w:pPr>
-        <w:rPr>
-          <w:sz w:val="24"/>
-        </w:rPr>
-      </w:pPr>
+      <w:r>
+        <w:rPr>
+          <w:sz w:val="24"/>
+        </w:rPr>
+        <w:lastRenderedPageBreak/>
+        <w:t>{{10.5}}</w:t>
+      </w:r>
+    </w:p>
+    <w:p>
+      <w:pPr>
+        <w:rPr>
+          <w:sz w:val="24"/>
+        </w:rPr>
+      </w:pPr>
+    </w:p>
+    <w:p>
+      <w:pPr>
+        <w:rPr>
+          <w:sz w:val="24"/>
+        </w:rPr>
+      </w:pPr>
+    </w:p>
+    <w:p>
+      <w:pPr>
+        <w:rPr>
+          <w:sz w:val="24"/>
+        </w:rPr>
+      </w:pPr>
+    </w:p>
+    <w:p>
+      <w:pPr>
+        <w:rPr>
+          <w:sz w:val="24"/>
+        </w:rPr>
+      </w:pPr>
+    </w:p>
+    <w:p>
+      <w:pPr>
+        <w:rPr>
+          <w:sz w:val="24"/>
+        </w:rPr>
+      </w:pPr>
+    </w:p>
+    <w:p>
+      <w:pPr>
+        <w:rPr>
+          <w:sz w:val="24"/>
+        </w:rPr>
+      </w:pPr>
+    </w:p>
+    <w:p>
+      <w:pPr>
+        <w:rPr>
+          <w:sz w:val="24"/>
+        </w:rPr>
+      </w:pPr>
+    </w:p>
+    <w:p>
+      <w:pPr>
+        <w:rPr>
+          <w:sz w:val="24"/>
+        </w:rPr>
+      </w:pPr>
+    </w:p>
+    <w:p>
+      <w:pPr>
+        <w:rPr>
+          <w:sz w:val="24"/>
+        </w:rPr>
+      </w:pPr>
+    </w:p>
+    <w:p>
+      <w:pPr>
+        <w:rPr>
+          <w:sz w:val="24"/>
+        </w:rPr>
+      </w:pPr>
+    </w:p>
+    <w:p>
+      <w:pPr>
+        <w:rPr>
+          <w:sz w:val="24"/>
+        </w:rPr>
+      </w:pPr>
+    </w:p>
+    <w:p>
+      <w:pPr>
+        <w:rPr>
+          <w:sz w:val="24"/>
+        </w:rPr>
+      </w:pPr>
+    </w:p>
+    <w:p>
+      <w:pPr>
+        <w:rPr>
+          <w:sz w:val="24"/>
+        </w:rPr>
+      </w:pPr>
+    </w:p>
+    <w:p>
+      <w:pPr>
+        <w:rPr>
+          <w:sz w:val="24"/>
+        </w:rPr>
+      </w:pPr>
+    </w:p>
+    <w:p>
+      <w:pPr>
+        <w:rPr>
+          <w:sz w:val="24"/>
+        </w:rPr>
+      </w:pPr>
+    </w:p>
+    <w:p>
+      <w:pPr>
+        <w:rPr>
+          <w:sz w:val="24"/>
+        </w:rPr>
+      </w:pPr>
+    </w:p>
+    <w:p>
+      <w:pPr>
+        <w:rPr>
+          <w:sz w:val="24"/>
+        </w:rPr>
+      </w:pPr>
+    </w:p>
+    <w:p>
+      <w:pPr>
+        <w:rPr>
+          <w:sz w:val="24"/>
+        </w:rPr>
+      </w:pPr>
+    </w:p>
+    <w:p>
+      <w:pPr>
+        <w:rPr>
+          <w:sz w:val="24"/>
+        </w:rPr>
+      </w:pPr>
+    </w:p>
+    <w:p>
+      <w:pPr>
+        <w:rPr>
+          <w:sz w:val="24"/>
+        </w:rPr>
+      </w:pPr>
+    </w:p>
+    <w:p>
+      <w:pPr>
+        <w:rPr>
+          <w:sz w:val="24"/>
+        </w:rPr>
+      </w:pPr>
+    </w:p>
+    <w:p>
+      <w:pPr>
+        <w:rPr>
+          <w:sz w:val="24"/>
+        </w:rPr>
+      </w:pPr>
+    </w:p>
+    <w:p>
+      <w:pPr>
+        <w:rPr>
+          <w:sz w:val="24"/>
+        </w:rPr>
+      </w:pPr>
+    </w:p>
+    <w:p>
+      <w:pPr>
+        <w:rPr>
+          <w:sz w:val="24"/>
+        </w:rPr>
+      </w:pPr>
+    </w:p>
+    <w:p>
+      <w:pPr>
+        <w:rPr>
+          <w:sz w:val="24"/>
+        </w:rPr>
+      </w:pPr>
+    </w:p>
+    <w:p>
+      <w:pPr>
+        <w:rPr>
+          <w:sz w:val="24"/>
+        </w:rPr>
+      </w:pPr>
+    </w:p>
+    <w:p>
+      <w:pPr>
+        <w:rPr>
+          <w:sz w:val="24"/>
+        </w:rPr>
+      </w:pPr>
+    </w:p>
+    <w:p>
+      <w:pPr>
+        <w:rPr>
+          <w:sz w:val="24"/>
+        </w:rPr>
+      </w:pPr>
+    </w:p>
+    <w:p>
+      <w:pPr>
+        <w:rPr>
+          <w:sz w:val="24"/>
+        </w:rPr>
+      </w:pPr>
+    </w:p>
+    <w:p>
+      <w:pPr>
+        <w:rPr>
+          <w:sz w:val="24"/>
+        </w:rPr>
+      </w:pPr>
+    </w:p>
+    <w:p>
+      <w:pPr>
+        <w:rPr>
+          <w:sz w:val="24"/>
+        </w:rPr>
+      </w:pPr>
+    </w:p>
+    <w:p>
+      <w:pPr>
+        <w:rPr>
+          <w:sz w:val="24"/>
+        </w:rPr>
+      </w:pPr>
+    </w:p>
+    <w:p>
+      <w:pPr>
+        <w:rPr>
+          <w:sz w:val="24"/>
+        </w:rPr>
+      </w:pPr>
+    </w:p>
+    <w:p>
+      <w:pPr>
+        <w:rPr>
+          <w:sz w:val="24"/>
+        </w:rPr>
+      </w:pPr>
+    </w:p>
+    <w:p>
+      <w:pPr>
+        <w:rPr>
+          <w:sz w:val="24"/>
+        </w:rPr>
+      </w:pPr>
+    </w:p>
+    <w:p>
+      <w:pPr>
+        <w:rPr>
+          <w:sz w:val="24"/>
+        </w:rPr>
+      </w:pPr>
+    </w:p>
+    <w:p>
+      <w:pPr>
+        <w:rPr>
+          <w:sz w:val="24"/>
+        </w:rPr>
+      </w:pPr>
+    </w:p>
+    <w:p>
+      <w:pPr>
+        <w:rPr>
+          <w:sz w:val="24"/>
+        </w:rPr>
+      </w:pPr>
+    </w:p>
+    <w:p>
+      <w:pPr>
+        <w:rPr>
+          <w:sz w:val="24"/>
+        </w:rPr>
+      </w:pPr>
+    </w:p>
+    <w:p>
+      <w:pPr>
+        <w:rPr>
+          <w:sz w:val="24"/>
+        </w:rPr>
+      </w:pPr>
+    </w:p>
+    <w:p>
+      <w:pPr>
+        <w:rPr>
+          <w:sz w:val="24"/>
+        </w:rPr>
+      </w:pPr>
+    </w:p>
+    <w:p>
+      <w:pPr>
+        <w:rPr>
+          <w:sz w:val="24"/>
+        </w:rPr>
+      </w:pPr>
+    </w:p>
+    <w:p>
+      <w:pPr>
+        <w:rPr>
+          <w:sz w:val="24"/>
+        </w:rPr>
+      </w:pPr>
+    </w:p>
+    <w:p>
+      <w:pPr>
+        <w:rPr>
+          <w:sz w:val="24"/>
+        </w:rPr>
+      </w:pPr>
+    </w:p>
+    <w:p>
+      <w:pPr>
+        <w:rPr>
+          <w:sz w:val="24"/>
+        </w:rPr>
+      </w:pPr>
+      <w:r>
+        <w:rPr>
+          <w:sz w:val="24"/>
+        </w:rPr>
+        <w:lastRenderedPageBreak/>
+        <w:t>{{10.6}}</w:t>
+      </w:r>
     </w:p>
     <w:p>
       <w:pPr>
@@ -17918,21 +17794,7 @@
         <w:rPr>
           <w:sz w:val="24"/>
         </w:rPr>
-        <w:t xml:space="preserve">components comply </w:t>
-      </w:r>
-      <w:proofErr w:type="gramStart"/>
-      <w:r>
-        <w:rPr>
-          <w:sz w:val="24"/>
-        </w:rPr>
-        <w:t>to</w:t>
-      </w:r>
-      <w:proofErr w:type="gramEnd"/>
-      <w:r>
-        <w:rPr>
-          <w:sz w:val="24"/>
-        </w:rPr>
-        <w:t xml:space="preserve"> the specifications mentioned in the material certs/detail sheets.</w:t>
+        <w:t>components comply to the specifications mentioned in the material certs/detail sheets.</w:t>
       </w:r>
     </w:p>
     <w:p>
@@ -19428,6 +19290,13 @@
           <w:sz w:val="24"/>
         </w:rPr>
       </w:pPr>
+      <w:r>
+        <w:rPr>
+          <w:sz w:val="24"/>
+        </w:rPr>
+        <w:lastRenderedPageBreak/>
+        <w:t>{{11.5}}</w:t>
+      </w:r>
     </w:p>
     <w:p>
       <w:pPr>
@@ -20092,14 +19961,12 @@
         </w:rPr>
         <w:t xml:space="preserve"> </w:t>
       </w:r>
-      <w:proofErr w:type="spellStart"/>
       <w:r>
         <w:rPr>
           <w:sz w:val="24"/>
         </w:rPr>
         <w:t>mimimum</w:t>
       </w:r>
-      <w:proofErr w:type="spellEnd"/>
       <w:r>
         <w:rPr>
           <w:spacing w:val="-1"/>
@@ -20240,7 +20107,6 @@
         </w:rPr>
         <w:t xml:space="preserve"> </w:t>
       </w:r>
-      <w:proofErr w:type="gramStart"/>
       <w:r>
         <w:rPr>
           <w:sz w:val="24"/>
@@ -20260,7 +20126,6 @@
         </w:rPr>
         <w:t>steel</w:t>
       </w:r>
-      <w:proofErr w:type="gramEnd"/>
       <w:r>
         <w:rPr>
           <w:spacing w:val="-1"/>
@@ -20605,6 +20470,12 @@
           <w:docGrid w:linePitch="299"/>
         </w:sectPr>
       </w:pPr>
+      <w:r>
+        <w:rPr>
+          <w:sz w:val="24"/>
+        </w:rPr>
+        <w:t>{{12.5}}</w:t>
+      </w:r>
     </w:p>
     <w:p>
       <w:pPr>
@@ -21451,19 +21322,11 @@
         </w:rPr>
         <w:t xml:space="preserve"> </w:t>
       </w:r>
-      <w:proofErr w:type="gramStart"/>
-      <w:r>
-        <w:rPr>
-          <w:sz w:val="24"/>
-        </w:rPr>
-        <w:t>photo</w:t>
-      </w:r>
-      <w:proofErr w:type="gramEnd"/>
-      <w:r>
-        <w:rPr>
-          <w:sz w:val="24"/>
-        </w:rPr>
-        <w:t>(s)</w:t>
+      <w:r>
+        <w:rPr>
+          <w:sz w:val="24"/>
+        </w:rPr>
+        <w:t>photo(s)</w:t>
       </w:r>
       <w:r>
         <w:rPr>
@@ -21740,21 +21603,7 @@
         <w:rPr>
           <w:sz w:val="24"/>
         </w:rPr>
-        <w:t xml:space="preserve">equipment record a video highlighting the </w:t>
-      </w:r>
-      <w:proofErr w:type="gramStart"/>
-      <w:r>
-        <w:rPr>
-          <w:sz w:val="24"/>
-        </w:rPr>
-        <w:t>fit</w:t>
-      </w:r>
-      <w:proofErr w:type="gramEnd"/>
-      <w:r>
-        <w:rPr>
-          <w:sz w:val="24"/>
-        </w:rPr>
-        <w:t xml:space="preserve"> of the part.</w:t>
+        <w:t>equipment record a video highlighting the fit of the part.</w:t>
       </w:r>
     </w:p>
     <w:p>
@@ -22194,14 +22043,12 @@
         </w:rPr>
         <w:t xml:space="preserve"> </w:t>
       </w:r>
-      <w:proofErr w:type="gramStart"/>
       <w:r>
         <w:rPr>
           <w:sz w:val="24"/>
         </w:rPr>
         <w:t>on</w:t>
       </w:r>
-      <w:proofErr w:type="gramEnd"/>
       <w:r>
         <w:rPr>
           <w:spacing w:val="-1"/>
@@ -25021,13 +24868,8 @@
         <w:ind w:left="1706"/>
       </w:pPr>
       <w:r>
-        <w:t>“</w:t>
-      </w:r>
-      <w:proofErr w:type="gramStart"/>
-      <w:r>
-        <w:t>very</w:t>
-      </w:r>
-      <w:proofErr w:type="gramEnd"/>
+        <w:t>“very</w:t>
+      </w:r>
       <w:r>
         <w:rPr>
           <w:spacing w:val="-3"/>
@@ -25465,6 +25307,13 @@
           <w:sz w:val="24"/>
         </w:rPr>
       </w:pPr>
+      <w:r>
+        <w:rPr>
+          <w:sz w:val="24"/>
+        </w:rPr>
+        <w:lastRenderedPageBreak/>
+        <w:t>{{14.5}}</w:t>
+      </w:r>
     </w:p>
     <w:p>
       <w:pPr>
@@ -25973,15 +25822,7 @@
         <w:jc w:val="both"/>
       </w:pPr>
       <w:r>
-        <w:t xml:space="preserve">Report in the </w:t>
-      </w:r>
-      <w:proofErr w:type="spellStart"/>
-      <w:r>
-        <w:t>punchlist</w:t>
-      </w:r>
-      <w:proofErr w:type="spellEnd"/>
-      <w:r>
-        <w:t xml:space="preserve"> on the following page the description, references (if any), and person responsible for the completion of the actions agreed for each of the deviations raised during the execution of the FAT.</w:t>
+        <w:t>Report in the punchlist on the following page the description, references (if any), and person responsible for the completion of the actions agreed for each of the deviations raised during the execution of the FAT.</w:t>
       </w:r>
     </w:p>
     <w:p>
@@ -29468,7 +29309,6 @@
         </w:rPr>
         <w:t xml:space="preserve"> </w:t>
       </w:r>
-      <w:proofErr w:type="gramStart"/>
       <w:r>
         <w:t>a</w:t>
       </w:r>
@@ -29481,7 +29321,6 @@
       <w:r>
         <w:t>determination</w:t>
       </w:r>
-      <w:proofErr w:type="gramEnd"/>
       <w:r>
         <w:rPr>
           <w:spacing w:val="-3"/>
@@ -29561,15 +29400,7 @@
         <w:t xml:space="preserve"> </w:t>
       </w:r>
       <w:r>
-        <w:t xml:space="preserve">These should include whether </w:t>
-      </w:r>
-      <w:proofErr w:type="gramStart"/>
-      <w:r>
-        <w:t>all of</w:t>
-      </w:r>
-      <w:proofErr w:type="gramEnd"/>
-      <w:r>
-        <w:t xml:space="preserve"> the objectives have been met and a recommendation stating whether the equipment is considered ready for shipment.</w:t>
+        <w:t>These should include whether all of the objectives have been met and a recommendation stating whether the equipment is considered ready for shipment.</w:t>
       </w:r>
     </w:p>
     <w:p>
@@ -29855,21 +29686,7 @@
               <w:rPr>
                 <w:spacing w:val="-2"/>
               </w:rPr>
-              <w:t xml:space="preserve"> </w:t>
-            </w:r>
-            <w:proofErr w:type="spellStart"/>
-            <w:r>
-              <w:rPr>
-                <w:spacing w:val="-2"/>
-              </w:rPr>
-              <w:t>punchlist</w:t>
-            </w:r>
-            <w:proofErr w:type="spellEnd"/>
-            <w:r>
-              <w:rPr>
-                <w:spacing w:val="-2"/>
-              </w:rPr>
-              <w:t>)</w:t>
+              <w:t xml:space="preserve"> punchlist)</w:t>
             </w:r>
           </w:p>
         </w:tc>
@@ -30584,11 +30401,9 @@
         </w:rPr>
         <w:t xml:space="preserve"> </w:t>
       </w:r>
-      <w:proofErr w:type="gramStart"/>
       <w:r>
         <w:t>handed</w:t>
       </w:r>
-      <w:proofErr w:type="gramEnd"/>
       <w:r>
         <w:rPr>
           <w:spacing w:val="-8"/>
@@ -30613,13 +30428,8 @@
         </w:rPr>
         <w:t xml:space="preserve"> </w:t>
       </w:r>
-      <w:proofErr w:type="gramStart"/>
-      <w:r>
-        <w:t>customer</w:t>
-      </w:r>
-      <w:proofErr w:type="gramEnd"/>
-      <w:r>
-        <w:t xml:space="preserve">. The equipment is </w:t>
+      <w:r>
+        <w:t xml:space="preserve">customer. The equipment is </w:t>
       </w:r>
       <w:r>
         <w:rPr>
@@ -33172,14 +32982,7 @@
         <w:rPr>
           <w:b/>
         </w:rPr>
-        <w:t>(Customer)</w:t>
-      </w:r>
-      <w:proofErr w:type="gramStart"/>
-      <w:r>
-        <w:rPr>
-          <w:b/>
-        </w:rPr>
-        <w:t xml:space="preserve">: </w:t>
+        <w:t xml:space="preserve">(Customer): </w:t>
       </w:r>
       <w:r>
         <w:rPr>
@@ -33193,15 +32996,7 @@
           <w:b/>
           <w:spacing w:val="-2"/>
         </w:rPr>
-        <w:t>Date</w:t>
-      </w:r>
-      <w:proofErr w:type="gramEnd"/>
-      <w:r>
-        <w:rPr>
-          <w:b/>
-          <w:spacing w:val="-2"/>
-        </w:rPr>
-        <w:t>:</w:t>
+        <w:t>Date:</w:t>
       </w:r>
       <w:r>
         <w:rPr>
@@ -33694,7 +33489,6 @@
                 <w:b/>
               </w:rPr>
             </w:pPr>
-            <w:proofErr w:type="gramStart"/>
             <w:r>
               <w:rPr>
                 <w:b/>
@@ -33702,7 +33496,6 @@
               </w:rPr>
               <w:t>Load</w:t>
             </w:r>
-            <w:proofErr w:type="gramEnd"/>
           </w:p>
           <w:p>
             <w:pPr>
@@ -35551,7 +35344,7 @@
           </mc:Choice>
           <mc:Fallback>
             <w:pict>
-              <v:shape w14:anchorId="4D20183B" id="Graphic 53" o:spid="_x0000_s1026" style="position:absolute;margin-left:58.1pt;margin-top:18.75pt;width:495.85pt;height:1.45pt;z-index:-15728640;visibility:visible;mso-wrap-style:square;mso-wrap-distance-left:0;mso-wrap-distance-top:0;mso-wrap-distance-right:0;mso-wrap-distance-bottom:0;mso-position-horizontal:absolute;mso-position-horizontal-relative:page;mso-position-vertical:absolute;mso-position-vertical-relative:text;v-text-anchor:top" coordsize="6297295,18415" o:gfxdata="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" path="m6297168,l,,,18288r6297168,l6297168,xe" fillcolor="black" stroked="f">
+              <v:shape w14:anchorId="572EEBC4" id="Graphic 53" o:spid="_x0000_s1026" style="position:absolute;margin-left:58.1pt;margin-top:18.75pt;width:495.85pt;height:1.45pt;z-index:-15728640;visibility:visible;mso-wrap-style:square;mso-wrap-distance-left:0;mso-wrap-distance-top:0;mso-wrap-distance-right:0;mso-wrap-distance-bottom:0;mso-position-horizontal:absolute;mso-position-horizontal-relative:page;mso-position-vertical:absolute;mso-position-vertical-relative:text;v-text-anchor:top" coordsize="6297295,18415" o:gfxdata="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" path="m6297168,l,,,18288r6297168,l6297168,xe" fillcolor="black" stroked="f">
                 <v:path arrowok="t"/>
                 <w10:wrap type="topAndBottom" anchorx="page"/>
               </v:shape>
@@ -35637,7 +35430,7 @@
           </mc:Choice>
           <mc:Fallback>
             <w:pict>
-              <v:shape w14:anchorId="0C59752D" id="Graphic 54" o:spid="_x0000_s1026" style="position:absolute;margin-left:58.1pt;margin-top:34.8pt;width:495.85pt;height:1.45pt;z-index:-15728128;visibility:visible;mso-wrap-style:square;mso-wrap-distance-left:0;mso-wrap-distance-top:0;mso-wrap-distance-right:0;mso-wrap-distance-bottom:0;mso-position-horizontal:absolute;mso-position-horizontal-relative:page;mso-position-vertical:absolute;mso-position-vertical-relative:text;v-text-anchor:top" coordsize="6297295,18415" o:gfxdata="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" path="m6297168,l,,,18288r6297168,l6297168,xe" fillcolor="black" stroked="f">
+              <v:shape w14:anchorId="7E2DE4C8" id="Graphic 54" o:spid="_x0000_s1026" style="position:absolute;margin-left:58.1pt;margin-top:34.8pt;width:495.85pt;height:1.45pt;z-index:-15728128;visibility:visible;mso-wrap-style:square;mso-wrap-distance-left:0;mso-wrap-distance-top:0;mso-wrap-distance-right:0;mso-wrap-distance-bottom:0;mso-position-horizontal:absolute;mso-position-horizontal-relative:page;mso-position-vertical:absolute;mso-position-vertical-relative:text;v-text-anchor:top" coordsize="6297295,18415" o:gfxdata="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" path="m6297168,l,,,18288r6297168,l6297168,xe" fillcolor="black" stroked="f">
                 <v:path arrowok="t"/>
                 <w10:wrap type="topAndBottom" anchorx="page"/>
               </v:shape>
@@ -35723,7 +35516,7 @@
           </mc:Choice>
           <mc:Fallback>
             <w:pict>
-              <v:shape w14:anchorId="39F6F240" id="Graphic 55" o:spid="_x0000_s1026" style="position:absolute;margin-left:58.1pt;margin-top:49.95pt;width:495.85pt;height:1.45pt;z-index:-15727616;visibility:visible;mso-wrap-style:square;mso-wrap-distance-left:0;mso-wrap-distance-top:0;mso-wrap-distance-right:0;mso-wrap-distance-bottom:0;mso-position-horizontal:absolute;mso-position-horizontal-relative:page;mso-position-vertical:absolute;mso-position-vertical-relative:text;v-text-anchor:top" coordsize="6297295,18415" o:gfxdata="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" path="m6297168,l,,,18288r6297168,l6297168,xe" fillcolor="black" stroked="f">
+              <v:shape w14:anchorId="1CFB54D1" id="Graphic 55" o:spid="_x0000_s1026" style="position:absolute;margin-left:58.1pt;margin-top:49.95pt;width:495.85pt;height:1.45pt;z-index:-15727616;visibility:visible;mso-wrap-style:square;mso-wrap-distance-left:0;mso-wrap-distance-top:0;mso-wrap-distance-right:0;mso-wrap-distance-bottom:0;mso-position-horizontal:absolute;mso-position-horizontal-relative:page;mso-position-vertical:absolute;mso-position-vertical-relative:text;v-text-anchor:top" coordsize="6297295,18415" o:gfxdata="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" path="m6297168,l,,,18288r6297168,l6297168,xe" fillcolor="black" stroked="f">
                 <v:path arrowok="t"/>
                 <w10:wrap type="topAndBottom" anchorx="page"/>
               </v:shape>
@@ -35809,7 +35602,7 @@
           </mc:Choice>
           <mc:Fallback>
             <w:pict>
-              <v:shape w14:anchorId="7E85BC9E" id="Graphic 56" o:spid="_x0000_s1026" style="position:absolute;margin-left:58.1pt;margin-top:66.15pt;width:495.85pt;height:1.45pt;z-index:-15727104;visibility:visible;mso-wrap-style:square;mso-wrap-distance-left:0;mso-wrap-distance-top:0;mso-wrap-distance-right:0;mso-wrap-distance-bottom:0;mso-position-horizontal:absolute;mso-position-horizontal-relative:page;mso-position-vertical:absolute;mso-position-vertical-relative:text;v-text-anchor:top" coordsize="6297295,18415" o:gfxdata="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" path="m6297168,l,,,18288r6297168,l6297168,xe" fillcolor="black" stroked="f">
+              <v:shape w14:anchorId="4E6D739F" id="Graphic 56" o:spid="_x0000_s1026" style="position:absolute;margin-left:58.1pt;margin-top:66.15pt;width:495.85pt;height:1.45pt;z-index:-15727104;visibility:visible;mso-wrap-style:square;mso-wrap-distance-left:0;mso-wrap-distance-top:0;mso-wrap-distance-right:0;mso-wrap-distance-bottom:0;mso-position-horizontal:absolute;mso-position-horizontal-relative:page;mso-position-vertical:absolute;mso-position-vertical-relative:text;v-text-anchor:top" coordsize="6297295,18415" o:gfxdata="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" path="m6297168,l,,,18288r6297168,l6297168,xe" fillcolor="black" stroked="f">
                 <v:path arrowok="t"/>
                 <w10:wrap type="topAndBottom" anchorx="page"/>
               </v:shape>
@@ -35910,7 +35703,6 @@
         </w:rPr>
         <w:t xml:space="preserve"> </w:t>
       </w:r>
-      <w:proofErr w:type="gramStart"/>
       <w:r>
         <w:t>Attachment</w:t>
       </w:r>
@@ -35927,11 +35719,7 @@
         <w:tab/>
       </w:r>
       <w:r>
-        <w:t>(</w:t>
-      </w:r>
-      <w:proofErr w:type="gramEnd"/>
-      <w:r>
-        <w:t>including</w:t>
+        <w:t>(including</w:t>
       </w:r>
       <w:r>
         <w:rPr>
@@ -40989,9 +40777,11 @@
     <w:rsid w:val="00330C72"/>
     <w:rsid w:val="003774F1"/>
     <w:rsid w:val="003F4CD9"/>
+    <w:rsid w:val="006673DB"/>
     <w:rsid w:val="00670F20"/>
     <w:rsid w:val="00681E93"/>
     <w:rsid w:val="007976D7"/>
+    <w:rsid w:val="00894347"/>
     <w:rsid w:val="00917FBC"/>
     <w:rsid w:val="00A0109B"/>
     <w:rsid w:val="00AA708C"/>
@@ -41752,6 +41542,10 @@
 </file>
 
 <file path=customXml/item1.xml><?xml version="1.0" encoding="utf-8"?>
+<b:Sources xmlns:b="http://schemas.openxmlformats.org/officeDocument/2006/bibliography" xmlns="http://schemas.openxmlformats.org/officeDocument/2006/bibliography" SelectedStyle="\APASixthEditionOfficeOnline.xsl" StyleName="APA" Version="6"/>
+</file>
+
+<file path=customXml/item2.xml><?xml version="1.0" encoding="utf-8"?>
 <?mso-contentType ?>
 <FormTemplates xmlns="http://schemas.microsoft.com/sharepoint/v3/contenttype/forms">
   <Display>DocumentLibraryForm</Display>
@@ -41760,17 +41554,7 @@
 </FormTemplates>
 </file>
 
-<file path=customXml/item2.xml><?xml version="1.0" encoding="utf-8"?>
-<b:Sources xmlns:b="http://schemas.openxmlformats.org/officeDocument/2006/bibliography" xmlns="http://schemas.openxmlformats.org/officeDocument/2006/bibliography" SelectedStyle="\APASixthEditionOfficeOnline.xsl" StyleName="APA" Version="6"/>
-</file>
-
 <file path=customXml/item3.xml><?xml version="1.0" encoding="utf-8"?>
-<p:properties xmlns:p="http://schemas.microsoft.com/office/2006/metadata/properties" xmlns:xsi="http://www.w3.org/2001/XMLSchema-instance" xmlns:pc="http://schemas.microsoft.com/office/infopath/2007/PartnerControls">
-  <documentManagement/>
-</p:properties>
-</file>
-
-<file path=customXml/item4.xml><?xml version="1.0" encoding="utf-8"?>
 <ct:contentTypeSchema xmlns:ct="http://schemas.microsoft.com/office/2006/metadata/contentType" xmlns:ma="http://schemas.microsoft.com/office/2006/metadata/properties/metaAttributes" ct:_="" ma:_="" ma:contentTypeName="Document" ma:contentTypeID="0x010100A5A4037D41593C438EB8784463E5BD4D" ma:contentTypeVersion="4" ma:contentTypeDescription="Create a new document." ma:contentTypeScope="" ma:versionID="5ebbb82f2d32c296f228b21d07b36e74">
   <xsd:schema xmlns:xsd="http://www.w3.org/2001/XMLSchema" xmlns:xs="http://www.w3.org/2001/XMLSchema" xmlns:p="http://schemas.microsoft.com/office/2006/metadata/properties" xmlns:ns2="d3faa853-b053-4057-b5cf-efab66ea842c" targetNamespace="http://schemas.microsoft.com/office/2006/metadata/properties" ma:root="true" ma:fieldsID="d3c5f511e675a75e65ab28f54b1f5b52" ns2:_="">
     <xsd:import namespace="d3faa853-b053-4057-b5cf-efab66ea842c"/>
@@ -41914,7 +41698,21 @@
 </ct:contentTypeSchema>
 </file>
 
+<file path=customXml/item4.xml><?xml version="1.0" encoding="utf-8"?>
+<p:properties xmlns:p="http://schemas.microsoft.com/office/2006/metadata/properties" xmlns:xsi="http://www.w3.org/2001/XMLSchema-instance" xmlns:pc="http://schemas.microsoft.com/office/infopath/2007/PartnerControls">
+  <documentManagement/>
+</p:properties>
+</file>
+
 <file path=customXml/itemProps1.xml><?xml version="1.0" encoding="utf-8"?>
+<ds:datastoreItem xmlns:ds="http://schemas.openxmlformats.org/officeDocument/2006/customXml" ds:itemID="{2810F778-D326-4AE1-A306-D4B6D33C8AEA}">
+  <ds:schemaRefs>
+    <ds:schemaRef ds:uri="http://schemas.openxmlformats.org/officeDocument/2006/bibliography"/>
+  </ds:schemaRefs>
+</ds:datastoreItem>
+</file>
+
+<file path=customXml/itemProps2.xml><?xml version="1.0" encoding="utf-8"?>
 <ds:datastoreItem xmlns:ds="http://schemas.openxmlformats.org/officeDocument/2006/customXml" ds:itemID="{1AC07223-2F98-4FC9-9596-B5E644CCD73F}">
   <ds:schemaRefs>
     <ds:schemaRef ds:uri="http://schemas.microsoft.com/sharepoint/v3/contenttype/forms"/>
@@ -41922,24 +41720,7 @@
 </ds:datastoreItem>
 </file>
 
-<file path=customXml/itemProps2.xml><?xml version="1.0" encoding="utf-8"?>
-<ds:datastoreItem xmlns:ds="http://schemas.openxmlformats.org/officeDocument/2006/customXml" ds:itemID="{2810F778-D326-4AE1-A306-D4B6D33C8AEA}">
-  <ds:schemaRefs>
-    <ds:schemaRef ds:uri="http://schemas.openxmlformats.org/officeDocument/2006/bibliography"/>
-  </ds:schemaRefs>
-</ds:datastoreItem>
-</file>
-
 <file path=customXml/itemProps3.xml><?xml version="1.0" encoding="utf-8"?>
-<ds:datastoreItem xmlns:ds="http://schemas.openxmlformats.org/officeDocument/2006/customXml" ds:itemID="{CC1D4637-B0E9-4C7B-AA60-EDADA5447474}">
-  <ds:schemaRefs>
-    <ds:schemaRef ds:uri="http://schemas.microsoft.com/office/2006/metadata/properties"/>
-    <ds:schemaRef ds:uri="http://schemas.microsoft.com/office/infopath/2007/PartnerControls"/>
-  </ds:schemaRefs>
-</ds:datastoreItem>
-</file>
-
-<file path=customXml/itemProps4.xml><?xml version="1.0" encoding="utf-8"?>
 <ds:datastoreItem xmlns:ds="http://schemas.openxmlformats.org/officeDocument/2006/customXml" ds:itemID="{0481F7EB-74C1-4822-9FEE-68430E700CA3}">
   <ds:schemaRefs>
     <ds:schemaRef ds:uri="http://schemas.microsoft.com/office/2006/metadata/contentType"/>
@@ -41955,4 +41736,13 @@
     <ds:schemaRef ds:uri="http://schemas.microsoft.com/internal/obd"/>
   </ds:schemaRefs>
 </ds:datastoreItem>
+</file>
+
+<file path=customXml/itemProps4.xml><?xml version="1.0" encoding="utf-8"?>
+<ds:datastoreItem xmlns:ds="http://schemas.openxmlformats.org/officeDocument/2006/customXml" ds:itemID="{CC1D4637-B0E9-4C7B-AA60-EDADA5447474}">
+  <ds:schemaRefs>
+    <ds:schemaRef ds:uri="http://schemas.microsoft.com/office/2006/metadata/properties"/>
+    <ds:schemaRef ds:uri="http://schemas.microsoft.com/office/infopath/2007/PartnerControls"/>
+  </ds:schemaRefs>
+</ds:datastoreItem>
 </file>